--- a/pr-preview/pr-290/random-variables-tracked-changes.docx
+++ b/pr-preview/pr-290/random-variables-tracked-changes.docx
@@ -16,7 +16,7 @@
       </w:pPr>
       <w:del w:id="1" w:author="PR Preview" w:date="2026-01-01T00:00:00Z">
         <w:r>
-          <w:delText xml:space="preserve">Last modified: 2026-10-29 14:37:42 (PDT)</w:delText>
+          <w:delText xml:space="preserve">Last modified: 2026-10-29 15:05:04 (PDT)</w:delText>
         </w:r>
       </w:del>
     </w:p>
@@ -26,7 +26,7 @@
       </w:pPr>
       <w:ins w:id="2" w:author="PR Preview" w:date="2026-01-01T00:00:00Z">
         <w:r>
-          <w:t xml:space="preserve">Last modified: 2026-10-29 14:38:39 (PDT)</w:t>
+          <w:t xml:space="preserve">Last modified: 2026-10-29 15:10:38 (PDT)</w:t>
         </w:r>
       </w:ins>
     </w:p>

--- a/pr-preview/pr-290/random-variables-tracked-changes.docx
+++ b/pr-preview/pr-290/random-variables-tracked-changes.docx
@@ -16,7 +16,7 @@
       </w:pPr>
       <w:del w:id="1" w:author="PR Preview" w:date="2026-01-01T00:00:00Z">
         <w:r>
-          <w:delText xml:space="preserve">Last modified: 2026-10-29 15:05:04 (PDT)</w:delText>
+          <w:delText xml:space="preserve">Last modified: 2026-10-29 15:25:58 (PDT)</w:delText>
         </w:r>
       </w:del>
     </w:p>
@@ -26,7 +26,7 @@
       </w:pPr>
       <w:ins w:id="2" w:author="PR Preview" w:date="2026-01-01T00:00:00Z">
         <w:r>
-          <w:t xml:space="preserve">Last modified: 2026-10-29 15:10:38 (PDT)</w:t>
+          <w:t xml:space="preserve">Last modified: 2026-10-29 15:26:39 (PDT)</w:t>
         </w:r>
       </w:ins>
     </w:p>

--- a/pr-preview/pr-290/random-variables-tracked-changes.docx
+++ b/pr-preview/pr-290/random-variables-tracked-changes.docx
@@ -26,7 +26,7 @@
       </w:pPr>
       <w:ins w:id="2" w:author="PR Preview" w:date="2026-01-01T00:00:00Z">
         <w:r>
-          <w:t xml:space="preserve">Last modified: 2026-10-29 15:26:39 (PDT)</w:t>
+          <w:t xml:space="preserve">Last modified: 2026-10-29 15:45:27 (PDT)</w:t>
         </w:r>
       </w:ins>
     </w:p>
@@ -40681,7 +40681,7 @@
       </w:ins>
       <m:oMath>
         <m:r>
-          <m:t>f</m:t>
+          <m:t>X</m:t>
         </m:r>
       </m:oMath>
       <w:ins w:id="102" w:author="PR Preview" w:date="2026-01-01T00:00:00Z">
@@ -40699,13 +40699,13 @@
           <w:t xml:space="preserve"> </w:t>
         </w:r>
       </w:ins>
-      <w:hyperlink w:anchor="def-pdf">
+      <w:hyperlink w:anchor="def-random-variable">
         <w:ins w:id="105" w:author="PR Preview" w:date="2026-01-01T00:00:00Z">
           <w:r>
             <w:rPr>
               <w:rStyle w:val="Hyperlink"/>
             </w:rPr>
-            <w:t xml:space="preserve">density</w:t>
+            <w:t xml:space="preserve">random variable</w:t>
           </w:r>
         </w:ins>
       </w:hyperlink>
@@ -40716,7 +40716,7 @@
       </w:ins>
       <w:ins w:id="107" w:author="PR Preview" w:date="2026-01-01T00:00:00Z">
         <w:r>
-          <w:t xml:space="preserve">or</w:t>
+          <w:t xml:space="preserve">with</w:t>
         </w:r>
       </w:ins>
       <w:ins w:id="108" w:author="PR Preview" w:date="2026-01-01T00:00:00Z">
@@ -40724,13 +40724,13 @@
           <w:t xml:space="preserve"> </w:t>
         </w:r>
       </w:ins>
-      <w:hyperlink w:anchor="def-pmf">
+      <w:hyperlink w:anchor="def-pdf">
         <w:ins w:id="109" w:author="PR Preview" w:date="2026-01-01T00:00:00Z">
           <w:r>
             <w:rPr>
               <w:rStyle w:val="Hyperlink"/>
             </w:rPr>
-            <w:t xml:space="preserve">mass function</w:t>
+            <w:t xml:space="preserve">density</w:t>
           </w:r>
         </w:ins>
       </w:hyperlink>
@@ -40741,7 +40741,7 @@
       </w:ins>
       <w:ins w:id="111" w:author="PR Preview" w:date="2026-01-01T00:00:00Z">
         <w:r>
-          <w:t xml:space="preserve">with domain</w:t>
+          <w:t xml:space="preserve">or</w:t>
         </w:r>
       </w:ins>
       <w:ins w:id="112" w:author="PR Preview" w:date="2026-01-01T00:00:00Z">
@@ -40749,24 +40749,29 @@
           <w:t xml:space="preserve"> </w:t>
         </w:r>
       </w:ins>
-      <m:oMath>
-        <m:r>
-          <m:t>A</m:t>
-        </m:r>
-      </m:oMath>
-      <w:ins w:id="113" w:author="PR Preview" w:date="2026-01-01T00:00:00Z">
-        <w:r>
-          <w:t xml:space="preserve">.</w:t>
-        </w:r>
-      </w:ins>
+      <w:hyperlink w:anchor="def-pmf">
+        <w:ins w:id="113" w:author="PR Preview" w:date="2026-01-01T00:00:00Z">
+          <w:r>
+            <w:rPr>
+              <w:rStyle w:val="Hyperlink"/>
+            </w:rPr>
+            <w:t xml:space="preserve">mass function</w:t>
+          </w:r>
+        </w:ins>
+      </w:hyperlink>
       <w:ins w:id="114" w:author="PR Preview" w:date="2026-01-01T00:00:00Z">
         <w:r>
           <w:t xml:space="preserve"> </w:t>
         </w:r>
       </w:ins>
+      <m:oMath>
+        <m:r>
+          <m:t>f</m:t>
+        </m:r>
+      </m:oMath>
       <w:ins w:id="115" w:author="PR Preview" w:date="2026-01-01T00:00:00Z">
         <w:r>
-          <w:t xml:space="preserve">A</w:t>
+          <w:t xml:space="preserve">.</w:t>
         </w:r>
       </w:ins>
       <w:ins w:id="116" w:author="PR Preview" w:date="2026-01-01T00:00:00Z">
@@ -40776,11 +40781,7 @@
       </w:ins>
       <w:ins w:id="117" w:author="PR Preview" w:date="2026-01-01T00:00:00Z">
         <w:r>
-          <w:rPr>
-            <w:b/>
-            <w:bCs/>
-          </w:rPr>
-          <w:t xml:space="preserve">mode</w:t>
+          <w:t xml:space="preserve">The</w:t>
         </w:r>
       </w:ins>
       <w:ins w:id="118" w:author="PR Preview" w:date="2026-01-01T00:00:00Z">
@@ -40790,7 +40791,11 @@
       </w:ins>
       <w:ins w:id="119" w:author="PR Preview" w:date="2026-01-01T00:00:00Z">
         <w:r>
-          <w:t xml:space="preserve">of</w:t>
+          <w:rPr>
+            <w:b/>
+            <w:bCs/>
+          </w:rPr>
+          <w:t xml:space="preserve">modes</w:t>
         </w:r>
       </w:ins>
       <w:ins w:id="120" w:author="PR Preview" w:date="2026-01-01T00:00:00Z">
@@ -40798,28 +40803,38 @@
           <w:t xml:space="preserve"> </w:t>
         </w:r>
       </w:ins>
-      <m:oMath>
-        <m:r>
-          <m:t>f</m:t>
-        </m:r>
-      </m:oMath>
       <w:ins w:id="121" w:author="PR Preview" w:date="2026-01-01T00:00:00Z">
+        <w:r>
+          <w:t xml:space="preserve">of</w:t>
+        </w:r>
+      </w:ins>
+      <w:ins w:id="122" w:author="PR Preview" w:date="2026-01-01T00:00:00Z">
         <w:r>
           <w:t xml:space="preserve"> </w:t>
         </w:r>
       </w:ins>
-      <w:ins w:id="122" w:author="PR Preview" w:date="2026-01-01T00:00:00Z">
-        <w:r>
-          <w:t xml:space="preserve">is an element of the</w:t>
-        </w:r>
-      </w:ins>
+      <m:oMath>
+        <m:r>
+          <m:t>f</m:t>
+        </m:r>
+      </m:oMath>
       <w:ins w:id="123" w:author="PR Preview" w:date="2026-01-01T00:00:00Z">
         <w:r>
           <w:t xml:space="preserve"> </w:t>
         </w:r>
       </w:ins>
+      <w:ins w:id="124" w:author="PR Preview" w:date="2026-01-01T00:00:00Z">
+        <w:r>
+          <w:t xml:space="preserve">are the elements of the</w:t>
+        </w:r>
+      </w:ins>
+      <w:ins w:id="125" w:author="PR Preview" w:date="2026-01-01T00:00:00Z">
+        <w:r>
+          <w:t xml:space="preserve"> </w:t>
+        </w:r>
+      </w:ins>
       <w:hyperlink r:id="rId104">
-        <w:ins w:id="124" w:author="PR Preview" w:date="2026-01-01T00:00:00Z">
+        <w:ins w:id="126" w:author="PR Preview" w:date="2026-01-01T00:00:00Z">
           <w:r>
             <w:rPr>
               <w:rStyle w:val="Hyperlink"/>
@@ -40828,47 +40843,72 @@
           </w:r>
         </w:ins>
       </w:hyperlink>
-      <w:ins w:id="125" w:author="PR Preview" w:date="2026-01-01T00:00:00Z">
-        <w:r>
-          <w:t xml:space="preserve"> </w:t>
-        </w:r>
-      </w:ins>
-      <w:ins w:id="126" w:author="PR Preview" w:date="2026-01-01T00:00:00Z">
-        <w:r>
-          <w:t xml:space="preserve">of</w:t>
-        </w:r>
-      </w:ins>
       <w:ins w:id="127" w:author="PR Preview" w:date="2026-01-01T00:00:00Z">
         <w:r>
           <w:t xml:space="preserve"> </w:t>
         </w:r>
       </w:ins>
-      <m:oMath>
-        <m:r>
-          <m:t>f</m:t>
-        </m:r>
-      </m:oMath>
       <w:ins w:id="128" w:author="PR Preview" w:date="2026-01-01T00:00:00Z">
+        <w:r>
+          <w:t xml:space="preserve">of</w:t>
+        </w:r>
+      </w:ins>
+      <w:ins w:id="129" w:author="PR Preview" w:date="2026-01-01T00:00:00Z">
         <w:r>
           <w:t xml:space="preserve"> </w:t>
         </w:r>
       </w:ins>
-      <w:ins w:id="129" w:author="PR Preview" w:date="2026-01-01T00:00:00Z">
-        <w:r>
-          <w:t xml:space="preserve">over</w:t>
-        </w:r>
-      </w:ins>
+      <m:oMath>
+        <m:r>
+          <m:t>f</m:t>
+        </m:r>
+      </m:oMath>
       <w:ins w:id="130" w:author="PR Preview" w:date="2026-01-01T00:00:00Z">
         <w:r>
           <w:t xml:space="preserve"> </w:t>
         </w:r>
       </w:ins>
-      <m:oMath>
-        <m:r>
-          <m:t>A</m:t>
-        </m:r>
-      </m:oMath>
       <w:ins w:id="131" w:author="PR Preview" w:date="2026-01-01T00:00:00Z">
+        <w:r>
+          <w:t xml:space="preserve">over the</w:t>
+        </w:r>
+      </w:ins>
+      <w:ins w:id="132" w:author="PR Preview" w:date="2026-01-01T00:00:00Z">
+        <w:r>
+          <w:t xml:space="preserve"> </w:t>
+        </w:r>
+      </w:ins>
+      <w:hyperlink w:anchor="def-range">
+        <w:ins w:id="133" w:author="PR Preview" w:date="2026-01-01T00:00:00Z">
+          <w:r>
+            <w:rPr>
+              <w:rStyle w:val="Hyperlink"/>
+            </w:rPr>
+            <w:t xml:space="preserve">range</w:t>
+          </w:r>
+        </w:ins>
+      </w:hyperlink>
+      <w:ins w:id="134" w:author="PR Preview" w:date="2026-01-01T00:00:00Z">
+        <w:r>
+          <w:t xml:space="preserve"> </w:t>
+        </w:r>
+      </w:ins>
+      <w:ins w:id="135" w:author="PR Preview" w:date="2026-01-01T00:00:00Z">
+        <w:r>
+          <w:t xml:space="preserve">of</w:t>
+        </w:r>
+      </w:ins>
+      <w:ins w:id="136" w:author="PR Preview" w:date="2026-01-01T00:00:00Z">
+        <w:r>
+          <w:t xml:space="preserve"> </w:t>
+        </w:r>
+      </w:ins>
+      <m:oMath>
+        <m:r>
+          <m:t>X</m:t>
+        </m:r>
+      </m:oMath>
+      <w:ins w:id="137" w:author="PR Preview" w:date="2026-01-01T00:00:00Z">
         <w:r>
           <w:t xml:space="preserve">:</w:t>
         </w:r>
@@ -40883,26 +40923,32 @@
           <m:jc m:val="center"/>
         </m:oMathParaPr>
         <m:oMath>
-          <m:sSup>
-            <m:e>
-              <m:r>
-                <m:t>x</m:t>
-              </m:r>
-            </m:e>
-            <m:sup>
-              <m:r>
-                <m:rPr>
-                  <m:sty m:val="p"/>
-                </m:rPr>
-                <m:t>*</m:t>
-              </m:r>
-            </m:sup>
-          </m:sSup>
           <m:r>
             <m:rPr>
               <m:sty m:val="p"/>
             </m:rPr>
-            <m:t>∈</m:t>
+            <m:t>mode</m:t>
+          </m:r>
+          <m:r>
+            <m:rPr>
+              <m:sty m:val="p"/>
+            </m:rPr>
+            <m:t>(</m:t>
+          </m:r>
+          <m:r>
+            <m:t>f</m:t>
+          </m:r>
+          <m:r>
+            <m:rPr>
+              <m:sty m:val="p"/>
+            </m:rPr>
+            <m:t>)</m:t>
+          </m:r>
+          <m:r>
+            <m:rPr>
+              <m:sty m:val="p"/>
+            </m:rPr>
+            <m:t>=</m:t>
           </m:r>
           <m:r>
             <m:rPr>
@@ -40930,7 +40976,26 @@
                 <m:t>∈</m:t>
               </m:r>
               <m:r>
-                <m:t>A</m:t>
+                <m:rPr>
+                  <m:scr m:val="script"/>
+                  <m:sty m:val="p"/>
+                </m:rPr>
+                <m:t>R</m:t>
+              </m:r>
+              <m:r>
+                <m:rPr>
+                  <m:sty m:val="p"/>
+                </m:rPr>
+                <m:t>(</m:t>
+              </m:r>
+              <m:r>
+                <m:t>X</m:t>
+              </m:r>
+              <m:r>
+                <m:rPr>
+                  <m:sty m:val="p"/>
+                </m:rPr>
+                <m:t>)</m:t>
               </m:r>
             </m:lim>
           </m:limLow>
@@ -40961,13 +41026,100 @@
         </m:oMath>
       </m:oMathPara>
     </w:p>
+    <w:p>
+      <w:pPr>
+        <w:pStyle w:val="FirstParagraph"/>
+      </w:pPr>
+      <w:ins w:id="138" w:author="PR Preview" w:date="2026-01-01T00:00:00Z">
+        <w:r>
+          <w:t xml:space="preserve">A</w:t>
+        </w:r>
+      </w:ins>
+      <w:ins w:id="139" w:author="PR Preview" w:date="2026-01-01T00:00:00Z">
+        <w:r>
+          <w:t xml:space="preserve"> </w:t>
+        </w:r>
+      </w:ins>
+      <w:ins w:id="140" w:author="PR Preview" w:date="2026-01-01T00:00:00Z">
+        <w:r>
+          <w:rPr>
+            <w:b/>
+            <w:bCs/>
+          </w:rPr>
+          <w:t xml:space="preserve">mode</w:t>
+        </w:r>
+      </w:ins>
+      <w:ins w:id="141" w:author="PR Preview" w:date="2026-01-01T00:00:00Z">
+        <w:r>
+          <w:t xml:space="preserve"> </w:t>
+        </w:r>
+      </w:ins>
+      <w:ins w:id="142" w:author="PR Preview" w:date="2026-01-01T00:00:00Z">
+        <w:r>
+          <w:t xml:space="preserve">of</w:t>
+        </w:r>
+      </w:ins>
+      <w:ins w:id="143" w:author="PR Preview" w:date="2026-01-01T00:00:00Z">
+        <w:r>
+          <w:t xml:space="preserve"> </w:t>
+        </w:r>
+      </w:ins>
+      <m:oMath>
+        <m:r>
+          <m:t>f</m:t>
+        </m:r>
+      </m:oMath>
+      <w:ins w:id="144" w:author="PR Preview" w:date="2026-01-01T00:00:00Z">
+        <w:r>
+          <w:t xml:space="preserve"> </w:t>
+        </w:r>
+      </w:ins>
+      <w:ins w:id="145" w:author="PR Preview" w:date="2026-01-01T00:00:00Z">
+        <w:r>
+          <w:t xml:space="preserve">is an element of</w:t>
+        </w:r>
+      </w:ins>
+      <w:ins w:id="146" w:author="PR Preview" w:date="2026-01-01T00:00:00Z">
+        <w:r>
+          <w:t xml:space="preserve"> </w:t>
+        </w:r>
+      </w:ins>
+      <m:oMath>
+        <m:r>
+          <m:rPr>
+            <m:sty m:val="p"/>
+          </m:rPr>
+          <m:t>mode</m:t>
+        </m:r>
+        <m:r>
+          <m:rPr>
+            <m:sty m:val="p"/>
+          </m:rPr>
+          <m:t>(</m:t>
+        </m:r>
+        <m:r>
+          <m:t>f</m:t>
+        </m:r>
+        <m:r>
+          <m:rPr>
+            <m:sty m:val="p"/>
+          </m:rPr>
+          <m:t>)</m:t>
+        </m:r>
+      </m:oMath>
+      <w:ins w:id="147" w:author="PR Preview" w:date="2026-01-01T00:00:00Z">
+        <w:r>
+          <w:t xml:space="preserve">.</w:t>
+        </w:r>
+      </w:ins>
+    </w:p>
     <w:bookmarkEnd w:id="105"/>
     <w:bookmarkStart w:id="106" w:name="thm-kernel-same-mode"/>
     <w:p>
       <w:pPr>
-        <w:pStyle w:val="FirstParagraph"/>
+        <w:pStyle w:val="BodyText"/>
       </w:pPr>
-      <w:ins w:id="132" w:author="PR Preview" w:date="2026-01-01T00:00:00Z">
+      <w:ins w:id="148" w:author="PR Preview" w:date="2026-01-01T00:00:00Z">
         <w:r>
           <w:rPr>
             <w:b/>
@@ -40976,17 +41128,17 @@
           <w:t xml:space="preserve">Theorem 18 (A density and its kernel have the same modes)</w:t>
         </w:r>
       </w:ins>
-      <w:ins w:id="133" w:author="PR Preview" w:date="2026-01-01T00:00:00Z">
+      <w:ins w:id="149" w:author="PR Preview" w:date="2026-01-01T00:00:00Z">
         <w:r>
           <w:t xml:space="preserve"> </w:t>
         </w:r>
       </w:ins>
-      <w:ins w:id="134" w:author="PR Preview" w:date="2026-01-01T00:00:00Z">
+      <w:ins w:id="150" w:author="PR Preview" w:date="2026-01-01T00:00:00Z">
         <w:r>
           <w:t xml:space="preserve">If</w:t>
         </w:r>
       </w:ins>
-      <w:ins w:id="135" w:author="PR Preview" w:date="2026-01-01T00:00:00Z">
+      <w:ins w:id="151" w:author="PR Preview" w:date="2026-01-01T00:00:00Z">
         <w:r>
           <w:t xml:space="preserve"> </w:t>
         </w:r>
@@ -40996,32 +41148,32 @@
           <m:t>g</m:t>
         </m:r>
       </m:oMath>
-      <w:ins w:id="136" w:author="PR Preview" w:date="2026-01-01T00:00:00Z">
+      <w:ins w:id="152" w:author="PR Preview" w:date="2026-01-01T00:00:00Z">
         <w:r>
           <w:t xml:space="preserve"> </w:t>
         </w:r>
       </w:ins>
-      <w:ins w:id="137" w:author="PR Preview" w:date="2026-01-01T00:00:00Z">
+      <w:ins w:id="153" w:author="PR Preview" w:date="2026-01-01T00:00:00Z">
         <w:r>
           <w:t xml:space="preserve">is a</w:t>
         </w:r>
       </w:ins>
-      <w:ins w:id="138" w:author="PR Preview" w:date="2026-01-01T00:00:00Z">
+      <w:ins w:id="154" w:author="PR Preview" w:date="2026-01-01T00:00:00Z">
         <w:r>
           <w:t xml:space="preserve"> </w:t>
         </w:r>
       </w:ins>
       <w:hyperlink w:anchor="def-kernel">
-        <w:ins w:id="139" w:author="PR Preview" w:date="2026-01-01T00:00:00Z">
+        <w:ins w:id="155" w:author="PR Preview" w:date="2026-01-01T00:00:00Z">
           <w:r>
             <w:rPr>
               <w:rStyle w:val="Hyperlink"/>
             </w:rPr>
-            <w:t xml:space="preserve">kernel of a density</w:t>
+            <w:t xml:space="preserve">kernel of the density</w:t>
           </w:r>
         </w:ins>
       </w:hyperlink>
-      <w:ins w:id="140" w:author="PR Preview" w:date="2026-01-01T00:00:00Z">
+      <w:ins w:id="156" w:author="PR Preview" w:date="2026-01-01T00:00:00Z">
         <w:r>
           <w:t xml:space="preserve"> </w:t>
         </w:r>
@@ -41031,48 +41183,63 @@
           <m:t>f</m:t>
         </m:r>
       </m:oMath>
-      <w:ins w:id="141" w:author="PR Preview" w:date="2026-01-01T00:00:00Z">
+      <w:ins w:id="157" w:author="PR Preview" w:date="2026-01-01T00:00:00Z">
         <w:r>
           <w:t xml:space="preserve"> </w:t>
         </w:r>
       </w:ins>
-      <w:ins w:id="142" w:author="PR Preview" w:date="2026-01-01T00:00:00Z">
+      <w:ins w:id="158" w:author="PR Preview" w:date="2026-01-01T00:00:00Z">
         <w:r>
-          <w:t xml:space="preserve">with domain</w:t>
+          <w:t xml:space="preserve">of a</w:t>
         </w:r>
       </w:ins>
-      <w:ins w:id="143" w:author="PR Preview" w:date="2026-01-01T00:00:00Z">
+      <w:ins w:id="159" w:author="PR Preview" w:date="2026-01-01T00:00:00Z">
         <w:r>
           <w:t xml:space="preserve"> </w:t>
         </w:r>
       </w:ins>
-      <m:oMath>
-        <m:r>
-          <m:t>A</m:t>
-        </m:r>
-      </m:oMath>
-      <w:ins w:id="144" w:author="PR Preview" w:date="2026-01-01T00:00:00Z">
+      <w:hyperlink w:anchor="def-random-variable">
+        <w:ins w:id="160" w:author="PR Preview" w:date="2026-01-01T00:00:00Z">
+          <w:r>
+            <w:rPr>
+              <w:rStyle w:val="Hyperlink"/>
+            </w:rPr>
+            <w:t xml:space="preserve">random variable</w:t>
+          </w:r>
+        </w:ins>
+      </w:hyperlink>
+      <w:ins w:id="161" w:author="PR Preview" w:date="2026-01-01T00:00:00Z">
+        <w:r>
+          <w:t xml:space="preserve"> </w:t>
+        </w:r>
+      </w:ins>
+      <m:oMath>
+        <m:r>
+          <m:t>X</m:t>
+        </m:r>
+      </m:oMath>
+      <w:ins w:id="162" w:author="PR Preview" w:date="2026-01-01T00:00:00Z">
         <w:r>
           <w:t xml:space="preserve">,</w:t>
         </w:r>
       </w:ins>
-      <w:ins w:id="145" w:author="PR Preview" w:date="2026-01-01T00:00:00Z">
+      <w:ins w:id="163" w:author="PR Preview" w:date="2026-01-01T00:00:00Z">
         <w:r>
           <w:t xml:space="preserve"> </w:t>
         </w:r>
       </w:ins>
-      <w:ins w:id="146" w:author="PR Preview" w:date="2026-01-01T00:00:00Z">
+      <w:ins w:id="164" w:author="PR Preview" w:date="2026-01-01T00:00:00Z">
         <w:r>
           <w:t xml:space="preserve">then the</w:t>
         </w:r>
       </w:ins>
-      <w:ins w:id="147" w:author="PR Preview" w:date="2026-01-01T00:00:00Z">
+      <w:ins w:id="165" w:author="PR Preview" w:date="2026-01-01T00:00:00Z">
         <w:r>
           <w:t xml:space="preserve"> </w:t>
         </w:r>
       </w:ins>
       <w:hyperlink w:anchor="def-mode">
-        <w:ins w:id="148" w:author="PR Preview" w:date="2026-01-01T00:00:00Z">
+        <w:ins w:id="166" w:author="PR Preview" w:date="2026-01-01T00:00:00Z">
           <w:r>
             <w:rPr>
               <w:rStyle w:val="Hyperlink"/>
@@ -41081,17 +41248,17 @@
           </w:r>
         </w:ins>
       </w:hyperlink>
-      <w:ins w:id="149" w:author="PR Preview" w:date="2026-01-01T00:00:00Z">
+      <w:ins w:id="167" w:author="PR Preview" w:date="2026-01-01T00:00:00Z">
         <w:r>
           <w:t xml:space="preserve"> </w:t>
         </w:r>
       </w:ins>
-      <w:ins w:id="150" w:author="PR Preview" w:date="2026-01-01T00:00:00Z">
+      <w:ins w:id="168" w:author="PR Preview" w:date="2026-01-01T00:00:00Z">
         <w:r>
           <w:t xml:space="preserve">of</w:t>
         </w:r>
       </w:ins>
-      <w:ins w:id="151" w:author="PR Preview" w:date="2026-01-01T00:00:00Z">
+      <w:ins w:id="169" w:author="PR Preview" w:date="2026-01-01T00:00:00Z">
         <w:r>
           <w:t xml:space="preserve"> </w:t>
         </w:r>
@@ -41101,23 +41268,23 @@
           <m:t>f</m:t>
         </m:r>
       </m:oMath>
-      <w:ins w:id="152" w:author="PR Preview" w:date="2026-01-01T00:00:00Z">
+      <w:ins w:id="170" w:author="PR Preview" w:date="2026-01-01T00:00:00Z">
         <w:r>
           <w:t xml:space="preserve"> </w:t>
         </w:r>
       </w:ins>
-      <w:ins w:id="153" w:author="PR Preview" w:date="2026-01-01T00:00:00Z">
+      <w:ins w:id="171" w:author="PR Preview" w:date="2026-01-01T00:00:00Z">
         <w:r>
-          <w:t xml:space="preserve">are exactly the elements of the</w:t>
+          <w:t xml:space="preserve">are the elements of the</w:t>
         </w:r>
       </w:ins>
-      <w:ins w:id="154" w:author="PR Preview" w:date="2026-01-01T00:00:00Z">
+      <w:ins w:id="172" w:author="PR Preview" w:date="2026-01-01T00:00:00Z">
         <w:r>
           <w:t xml:space="preserve"> </w:t>
         </w:r>
       </w:ins>
       <w:hyperlink r:id="rId104">
-        <w:ins w:id="155" w:author="PR Preview" w:date="2026-01-01T00:00:00Z">
+        <w:ins w:id="173" w:author="PR Preview" w:date="2026-01-01T00:00:00Z">
           <w:r>
             <w:rPr>
               <w:rStyle w:val="Hyperlink"/>
@@ -41126,17 +41293,17 @@
           </w:r>
         </w:ins>
       </w:hyperlink>
-      <w:ins w:id="156" w:author="PR Preview" w:date="2026-01-01T00:00:00Z">
+      <w:ins w:id="174" w:author="PR Preview" w:date="2026-01-01T00:00:00Z">
         <w:r>
           <w:t xml:space="preserve"> </w:t>
         </w:r>
       </w:ins>
-      <w:ins w:id="157" w:author="PR Preview" w:date="2026-01-01T00:00:00Z">
+      <w:ins w:id="175" w:author="PR Preview" w:date="2026-01-01T00:00:00Z">
         <w:r>
           <w:t xml:space="preserve">of</w:t>
         </w:r>
       </w:ins>
-      <w:ins w:id="158" w:author="PR Preview" w:date="2026-01-01T00:00:00Z">
+      <w:ins w:id="176" w:author="PR Preview" w:date="2026-01-01T00:00:00Z">
         <w:r>
           <w:t xml:space="preserve"> </w:t>
         </w:r>
@@ -41146,7 +41313,52 @@
           <m:t>g</m:t>
         </m:r>
       </m:oMath>
-      <w:ins w:id="159" w:author="PR Preview" w:date="2026-01-01T00:00:00Z">
+      <w:ins w:id="177" w:author="PR Preview" w:date="2026-01-01T00:00:00Z">
+        <w:r>
+          <w:t xml:space="preserve"> </w:t>
+        </w:r>
+      </w:ins>
+      <w:ins w:id="178" w:author="PR Preview" w:date="2026-01-01T00:00:00Z">
+        <w:r>
+          <w:t xml:space="preserve">over the</w:t>
+        </w:r>
+      </w:ins>
+      <w:ins w:id="179" w:author="PR Preview" w:date="2026-01-01T00:00:00Z">
+        <w:r>
+          <w:t xml:space="preserve"> </w:t>
+        </w:r>
+      </w:ins>
+      <w:hyperlink w:anchor="def-range">
+        <w:ins w:id="180" w:author="PR Preview" w:date="2026-01-01T00:00:00Z">
+          <w:r>
+            <w:rPr>
+              <w:rStyle w:val="Hyperlink"/>
+            </w:rPr>
+            <w:t xml:space="preserve">range</w:t>
+          </w:r>
+        </w:ins>
+      </w:hyperlink>
+      <w:ins w:id="181" w:author="PR Preview" w:date="2026-01-01T00:00:00Z">
+        <w:r>
+          <w:t xml:space="preserve"> </w:t>
+        </w:r>
+      </w:ins>
+      <w:ins w:id="182" w:author="PR Preview" w:date="2026-01-01T00:00:00Z">
+        <w:r>
+          <w:t xml:space="preserve">of</w:t>
+        </w:r>
+      </w:ins>
+      <w:ins w:id="183" w:author="PR Preview" w:date="2026-01-01T00:00:00Z">
+        <w:r>
+          <w:t xml:space="preserve"> </w:t>
+        </w:r>
+      </w:ins>
+      <m:oMath>
+        <m:r>
+          <m:t>X</m:t>
+        </m:r>
+      </m:oMath>
+      <w:ins w:id="184" w:author="PR Preview" w:date="2026-01-01T00:00:00Z">
         <w:r>
           <w:t xml:space="preserve">:</w:t>
         </w:r>
@@ -41161,27 +41373,17 @@
           <m:jc m:val="center"/>
         </m:oMathParaPr>
         <m:oMath>
-          <m:sSup>
-            <m:e>
-              <m:r>
-                <m:t>x</m:t>
-              </m:r>
-            </m:e>
-            <m:sup>
-              <m:r>
-                <m:rPr>
-                  <m:sty m:val="p"/>
-                </m:rPr>
-                <m:t>*</m:t>
-              </m:r>
-            </m:sup>
-          </m:sSup>
           <m:r>
             <m:rPr>
-              <m:nor/>
               <m:sty m:val="p"/>
             </m:rPr>
-            <m:t> is a mode of </m:t>
+            <m:t>mode</m:t>
+          </m:r>
+          <m:r>
+            <m:rPr>
+              <m:sty m:val="p"/>
+            </m:rPr>
+            <m:t>(</m:t>
           </m:r>
           <m:r>
             <m:t>f</m:t>
@@ -41190,28 +41392,13 @@
             <m:rPr>
               <m:sty m:val="p"/>
             </m:rPr>
-            <m:t>⇔</m:t>
+            <m:t>)</m:t>
           </m:r>
-          <m:sSup>
-            <m:e>
-              <m:r>
-                <m:t>x</m:t>
-              </m:r>
-            </m:e>
-            <m:sup>
-              <m:r>
-                <m:rPr>
-                  <m:sty m:val="p"/>
-                </m:rPr>
-                <m:t>*</m:t>
-              </m:r>
-            </m:sup>
-          </m:sSup>
           <m:r>
             <m:rPr>
               <m:sty m:val="p"/>
             </m:rPr>
-            <m:t>∈</m:t>
+            <m:t>=</m:t>
           </m:r>
           <m:r>
             <m:rPr>
@@ -41239,7 +41426,26 @@
                 <m:t>∈</m:t>
               </m:r>
               <m:r>
-                <m:t>A</m:t>
+                <m:rPr>
+                  <m:scr m:val="script"/>
+                  <m:sty m:val="p"/>
+                </m:rPr>
+                <m:t>R</m:t>
+              </m:r>
+              <m:r>
+                <m:rPr>
+                  <m:sty m:val="p"/>
+                </m:rPr>
+                <m:t>(</m:t>
+              </m:r>
+              <m:r>
+                <m:t>X</m:t>
+              </m:r>
+              <m:r>
+                <m:rPr>
+                  <m:sty m:val="p"/>
+                </m:rPr>
+                <m:t>)</m:t>
               </m:r>
             </m:lim>
           </m:limLow>
@@ -41275,7 +41481,7 @@
       <w:pPr>
         <w:pStyle w:val="FirstParagraph"/>
       </w:pPr>
-      <w:ins w:id="160" w:author="PR Preview" w:date="2026-01-01T00:00:00Z">
+      <w:ins w:id="185" w:author="PR Preview" w:date="2026-01-01T00:00:00Z">
         <w:r>
           <w:rPr>
             <w:i/>
@@ -41284,17 +41490,17 @@
           <w:t xml:space="preserve">Proof</w:t>
         </w:r>
       </w:ins>
-      <w:ins w:id="161" w:author="PR Preview" w:date="2026-01-01T00:00:00Z">
+      <w:ins w:id="186" w:author="PR Preview" w:date="2026-01-01T00:00:00Z">
         <w:r>
           <w:t xml:space="preserve">. </w:t>
         </w:r>
       </w:ins>
-      <w:ins w:id="162" w:author="PR Preview" w:date="2026-01-01T00:00:00Z">
+      <w:ins w:id="187" w:author="PR Preview" w:date="2026-01-01T00:00:00Z">
         <w:r>
           <w:t xml:space="preserve">Write</w:t>
         </w:r>
       </w:ins>
-      <w:ins w:id="163" w:author="PR Preview" w:date="2026-01-01T00:00:00Z">
+      <w:ins w:id="188" w:author="PR Preview" w:date="2026-01-01T00:00:00Z">
         <w:r>
           <w:t xml:space="preserve"> </w:t>
         </w:r>
@@ -41349,17 +41555,17 @@
           <m:t>)</m:t>
         </m:r>
       </m:oMath>
-      <w:ins w:id="164" w:author="PR Preview" w:date="2026-01-01T00:00:00Z">
+      <w:ins w:id="189" w:author="PR Preview" w:date="2026-01-01T00:00:00Z">
         <w:r>
           <w:t xml:space="preserve"> </w:t>
         </w:r>
       </w:ins>
-      <w:ins w:id="165" w:author="PR Preview" w:date="2026-01-01T00:00:00Z">
+      <w:ins w:id="190" w:author="PR Preview" w:date="2026-01-01T00:00:00Z">
         <w:r>
           <w:t xml:space="preserve">with</w:t>
         </w:r>
       </w:ins>
-      <w:ins w:id="166" w:author="PR Preview" w:date="2026-01-01T00:00:00Z">
+      <w:ins w:id="191" w:author="PR Preview" w:date="2026-01-01T00:00:00Z">
         <w:r>
           <w:t xml:space="preserve"> </w:t>
         </w:r>
@@ -41378,18 +41584,18 @@
           <m:t>0</m:t>
         </m:r>
       </m:oMath>
-      <w:ins w:id="167" w:author="PR Preview" w:date="2026-01-01T00:00:00Z">
+      <w:ins w:id="192" w:author="PR Preview" w:date="2026-01-01T00:00:00Z">
         <w:r>
           <w:t xml:space="preserve"> </w:t>
         </w:r>
       </w:ins>
-      <w:ins w:id="168" w:author="PR Preview" w:date="2026-01-01T00:00:00Z">
+      <w:ins w:id="193" w:author="PR Preview" w:date="2026-01-01T00:00:00Z">
         <w:r>
           <w:t xml:space="preserve">(</w:t>
         </w:r>
       </w:ins>
       <w:hyperlink w:anchor="def-kernel">
-        <w:ins w:id="169" w:author="PR Preview" w:date="2026-01-01T00:00:00Z">
+        <w:ins w:id="194" w:author="PR Preview" w:date="2026-01-01T00:00:00Z">
           <w:r>
             <w:rPr>
               <w:rStyle w:val="Hyperlink"/>
@@ -41398,22 +41604,22 @@
           </w:r>
         </w:ins>
       </w:hyperlink>
-      <w:ins w:id="170" w:author="PR Preview" w:date="2026-01-01T00:00:00Z">
+      <w:ins w:id="195" w:author="PR Preview" w:date="2026-01-01T00:00:00Z">
         <w:r>
           <w:t xml:space="preserve">).</w:t>
         </w:r>
       </w:ins>
-      <w:ins w:id="171" w:author="PR Preview" w:date="2026-01-01T00:00:00Z">
+      <w:ins w:id="196" w:author="PR Preview" w:date="2026-01-01T00:00:00Z">
         <w:r>
           <w:t xml:space="preserve"> </w:t>
         </w:r>
       </w:ins>
-      <w:ins w:id="172" w:author="PR Preview" w:date="2026-01-01T00:00:00Z">
+      <w:ins w:id="197" w:author="PR Preview" w:date="2026-01-01T00:00:00Z">
         <w:r>
           <w:t xml:space="preserve">For any</w:t>
         </w:r>
       </w:ins>
-      <w:ins w:id="173" w:author="PR Preview" w:date="2026-01-01T00:00:00Z">
+      <w:ins w:id="198" w:author="PR Preview" w:date="2026-01-01T00:00:00Z">
         <w:r>
           <w:t xml:space="preserve"> </w:t>
         </w:r>
@@ -41423,12 +41629,12 @@
           <m:t>x</m:t>
         </m:r>
       </m:oMath>
-      <w:ins w:id="174" w:author="PR Preview" w:date="2026-01-01T00:00:00Z">
+      <w:ins w:id="199" w:author="PR Preview" w:date="2026-01-01T00:00:00Z">
         <w:r>
           <w:t xml:space="preserve">, multiplying both sides of</w:t>
         </w:r>
       </w:ins>
-      <w:ins w:id="175" w:author="PR Preview" w:date="2026-01-01T00:00:00Z">
+      <w:ins w:id="200" w:author="PR Preview" w:date="2026-01-01T00:00:00Z">
         <w:r>
           <w:t xml:space="preserve"> </w:t>
         </w:r>
@@ -41489,17 +41695,17 @@
           <m:t>)</m:t>
         </m:r>
       </m:oMath>
-      <w:ins w:id="176" w:author="PR Preview" w:date="2026-01-01T00:00:00Z">
+      <w:ins w:id="201" w:author="PR Preview" w:date="2026-01-01T00:00:00Z">
         <w:r>
           <w:t xml:space="preserve"> </w:t>
         </w:r>
       </w:ins>
-      <w:ins w:id="177" w:author="PR Preview" w:date="2026-01-01T00:00:00Z">
+      <w:ins w:id="202" w:author="PR Preview" w:date="2026-01-01T00:00:00Z">
         <w:r>
           <w:t xml:space="preserve">by</w:t>
         </w:r>
       </w:ins>
-      <w:ins w:id="178" w:author="PR Preview" w:date="2026-01-01T00:00:00Z">
+      <w:ins w:id="203" w:author="PR Preview" w:date="2026-01-01T00:00:00Z">
         <w:r>
           <w:t xml:space="preserve"> </w:t>
         </w:r>
@@ -41518,17 +41724,17 @@
           <m:t>0</m:t>
         </m:r>
       </m:oMath>
-      <w:ins w:id="179" w:author="PR Preview" w:date="2026-01-01T00:00:00Z">
+      <w:ins w:id="204" w:author="PR Preview" w:date="2026-01-01T00:00:00Z">
         <w:r>
           <w:t xml:space="preserve"> </w:t>
         </w:r>
       </w:ins>
-      <w:ins w:id="180" w:author="PR Preview" w:date="2026-01-01T00:00:00Z">
+      <w:ins w:id="205" w:author="PR Preview" w:date="2026-01-01T00:00:00Z">
         <w:r>
           <w:t xml:space="preserve">gives</w:t>
         </w:r>
       </w:ins>
-      <w:ins w:id="181" w:author="PR Preview" w:date="2026-01-01T00:00:00Z">
+      <w:ins w:id="206" w:author="PR Preview" w:date="2026-01-01T00:00:00Z">
         <w:r>
           <w:t xml:space="preserve"> </w:t>
         </w:r>
@@ -41589,22 +41795,22 @@
           <m:t>)</m:t>
         </m:r>
       </m:oMath>
-      <w:ins w:id="182" w:author="PR Preview" w:date="2026-01-01T00:00:00Z">
+      <w:ins w:id="207" w:author="PR Preview" w:date="2026-01-01T00:00:00Z">
         <w:r>
           <w:t xml:space="preserve">,</w:t>
         </w:r>
       </w:ins>
-      <w:ins w:id="183" w:author="PR Preview" w:date="2026-01-01T00:00:00Z">
+      <w:ins w:id="208" w:author="PR Preview" w:date="2026-01-01T00:00:00Z">
         <w:r>
           <w:t xml:space="preserve"> </w:t>
         </w:r>
       </w:ins>
-      <w:ins w:id="184" w:author="PR Preview" w:date="2026-01-01T00:00:00Z">
+      <w:ins w:id="209" w:author="PR Preview" w:date="2026-01-01T00:00:00Z">
         <w:r>
           <w:t xml:space="preserve">and dividing by</w:t>
         </w:r>
       </w:ins>
-      <w:ins w:id="185" w:author="PR Preview" w:date="2026-01-01T00:00:00Z">
+      <w:ins w:id="210" w:author="PR Preview" w:date="2026-01-01T00:00:00Z">
         <w:r>
           <w:t xml:space="preserve"> </w:t>
         </w:r>
@@ -41614,27 +41820,27 @@
           <m:t>c</m:t>
         </m:r>
       </m:oMath>
-      <w:ins w:id="186" w:author="PR Preview" w:date="2026-01-01T00:00:00Z">
+      <w:ins w:id="211" w:author="PR Preview" w:date="2026-01-01T00:00:00Z">
         <w:r>
           <w:t xml:space="preserve"> </w:t>
         </w:r>
       </w:ins>
-      <w:ins w:id="187" w:author="PR Preview" w:date="2026-01-01T00:00:00Z">
+      <w:ins w:id="212" w:author="PR Preview" w:date="2026-01-01T00:00:00Z">
         <w:r>
           <w:t xml:space="preserve">reverses this.</w:t>
         </w:r>
       </w:ins>
-      <w:ins w:id="188" w:author="PR Preview" w:date="2026-01-01T00:00:00Z">
+      <w:ins w:id="213" w:author="PR Preview" w:date="2026-01-01T00:00:00Z">
         <w:r>
           <w:t xml:space="preserve"> </w:t>
         </w:r>
       </w:ins>
-      <w:ins w:id="189" w:author="PR Preview" w:date="2026-01-01T00:00:00Z">
+      <w:ins w:id="214" w:author="PR Preview" w:date="2026-01-01T00:00:00Z">
         <w:r>
           <w:t xml:space="preserve">So</w:t>
         </w:r>
       </w:ins>
-      <w:ins w:id="190" w:author="PR Preview" w:date="2026-01-01T00:00:00Z">
+      <w:ins w:id="215" w:author="PR Preview" w:date="2026-01-01T00:00:00Z">
         <w:r>
           <w:t xml:space="preserve"> </w:t>
         </w:r>
@@ -41695,17 +41901,17 @@
           <m:t>)</m:t>
         </m:r>
       </m:oMath>
-      <w:ins w:id="191" w:author="PR Preview" w:date="2026-01-01T00:00:00Z">
+      <w:ins w:id="216" w:author="PR Preview" w:date="2026-01-01T00:00:00Z">
         <w:r>
           <w:t xml:space="preserve"> </w:t>
         </w:r>
       </w:ins>
-      <w:ins w:id="192" w:author="PR Preview" w:date="2026-01-01T00:00:00Z">
+      <w:ins w:id="217" w:author="PR Preview" w:date="2026-01-01T00:00:00Z">
         <w:r>
           <w:t xml:space="preserve">for every</w:t>
         </w:r>
       </w:ins>
-      <w:ins w:id="193" w:author="PR Preview" w:date="2026-01-01T00:00:00Z">
+      <w:ins w:id="218" w:author="PR Preview" w:date="2026-01-01T00:00:00Z">
         <w:r>
           <w:t xml:space="preserve"> </w:t>
         </w:r>
@@ -41715,17 +41921,17 @@
           <m:t>x</m:t>
         </m:r>
       </m:oMath>
-      <w:ins w:id="194" w:author="PR Preview" w:date="2026-01-01T00:00:00Z">
+      <w:ins w:id="219" w:author="PR Preview" w:date="2026-01-01T00:00:00Z">
         <w:r>
           <w:t xml:space="preserve"> </w:t>
         </w:r>
       </w:ins>
-      <w:ins w:id="195" w:author="PR Preview" w:date="2026-01-01T00:00:00Z">
+      <w:ins w:id="220" w:author="PR Preview" w:date="2026-01-01T00:00:00Z">
         <w:r>
           <w:t xml:space="preserve">exactly when</w:t>
         </w:r>
       </w:ins>
-      <w:ins w:id="196" w:author="PR Preview" w:date="2026-01-01T00:00:00Z">
+      <w:ins w:id="221" w:author="PR Preview" w:date="2026-01-01T00:00:00Z">
         <w:r>
           <w:t xml:space="preserve"> </w:t>
         </w:r>
@@ -41786,17 +41992,17 @@
           <m:t>)</m:t>
         </m:r>
       </m:oMath>
-      <w:ins w:id="197" w:author="PR Preview" w:date="2026-01-01T00:00:00Z">
+      <w:ins w:id="222" w:author="PR Preview" w:date="2026-01-01T00:00:00Z">
         <w:r>
           <w:t xml:space="preserve"> </w:t>
         </w:r>
       </w:ins>
-      <w:ins w:id="198" w:author="PR Preview" w:date="2026-01-01T00:00:00Z">
+      <w:ins w:id="223" w:author="PR Preview" w:date="2026-01-01T00:00:00Z">
         <w:r>
           <w:t xml:space="preserve">for every</w:t>
         </w:r>
       </w:ins>
-      <w:ins w:id="199" w:author="PR Preview" w:date="2026-01-01T00:00:00Z">
+      <w:ins w:id="224" w:author="PR Preview" w:date="2026-01-01T00:00:00Z">
         <w:r>
           <w:t xml:space="preserve"> </w:t>
         </w:r>
@@ -41806,28 +42012,28 @@
           <m:t>x</m:t>
         </m:r>
       </m:oMath>
-      <w:ins w:id="200" w:author="PR Preview" w:date="2026-01-01T00:00:00Z">
+      <w:ins w:id="225" w:author="PR Preview" w:date="2026-01-01T00:00:00Z">
         <w:r>
           <w:t xml:space="preserve">.</w:t>
         </w:r>
       </w:ins>
-      <w:ins w:id="201" w:author="PR Preview" w:date="2026-01-01T00:00:00Z">
+      <w:ins w:id="226" w:author="PR Preview" w:date="2026-01-01T00:00:00Z">
         <w:r>
           <w:t xml:space="preserve"> </w:t>
         </w:r>
       </w:ins>
-      <w:ins w:id="202" w:author="PR Preview" w:date="2026-01-01T00:00:00Z">
+      <w:ins w:id="227" w:author="PR Preview" w:date="2026-01-01T00:00:00Z">
         <w:r>
           <w:t xml:space="preserve">By the definition of the</w:t>
         </w:r>
       </w:ins>
-      <w:ins w:id="203" w:author="PR Preview" w:date="2026-01-01T00:00:00Z">
+      <w:ins w:id="228" w:author="PR Preview" w:date="2026-01-01T00:00:00Z">
         <w:r>
           <w:t xml:space="preserve"> </w:t>
         </w:r>
       </w:ins>
       <w:hyperlink r:id="rId104">
-        <w:ins w:id="204" w:author="PR Preview" w:date="2026-01-01T00:00:00Z">
+        <w:ins w:id="229" w:author="PR Preview" w:date="2026-01-01T00:00:00Z">
           <w:r>
             <w:rPr>
               <w:rStyle w:val="Hyperlink"/>
@@ -41836,22 +42042,22 @@
           </w:r>
         </w:ins>
       </w:hyperlink>
-      <w:ins w:id="205" w:author="PR Preview" w:date="2026-01-01T00:00:00Z">
+      <w:ins w:id="230" w:author="PR Preview" w:date="2026-01-01T00:00:00Z">
         <w:r>
           <w:t xml:space="preserve">,</w:t>
         </w:r>
       </w:ins>
-      <w:ins w:id="206" w:author="PR Preview" w:date="2026-01-01T00:00:00Z">
+      <w:ins w:id="231" w:author="PR Preview" w:date="2026-01-01T00:00:00Z">
         <w:r>
           <w:t xml:space="preserve"> </w:t>
         </w:r>
       </w:ins>
-      <w:ins w:id="207" w:author="PR Preview" w:date="2026-01-01T00:00:00Z">
+      <w:ins w:id="232" w:author="PR Preview" w:date="2026-01-01T00:00:00Z">
         <w:r>
           <w:t xml:space="preserve">these are the conditions</w:t>
         </w:r>
       </w:ins>
-      <w:ins w:id="208" w:author="PR Preview" w:date="2026-01-01T00:00:00Z">
+      <w:ins w:id="233" w:author="PR Preview" w:date="2026-01-01T00:00:00Z">
         <w:r>
           <w:t xml:space="preserve"> </w:t>
         </w:r>
@@ -41904,7 +42110,26 @@
               <m:t>∈</m:t>
             </m:r>
             <m:r>
-              <m:t>A</m:t>
+              <m:rPr>
+                <m:scr m:val="script"/>
+                <m:sty m:val="p"/>
+              </m:rPr>
+              <m:t>R</m:t>
+            </m:r>
+            <m:r>
+              <m:rPr>
+                <m:sty m:val="p"/>
+              </m:rPr>
+              <m:t>(</m:t>
+            </m:r>
+            <m:r>
+              <m:t>X</m:t>
+            </m:r>
+            <m:r>
+              <m:rPr>
+                <m:sty m:val="p"/>
+              </m:rPr>
+              <m:t>)</m:t>
             </m:r>
           </m:sub>
         </m:sSub>
@@ -41927,17 +42152,17 @@
           <m:t>)</m:t>
         </m:r>
       </m:oMath>
-      <w:ins w:id="209" w:author="PR Preview" w:date="2026-01-01T00:00:00Z">
+      <w:ins w:id="234" w:author="PR Preview" w:date="2026-01-01T00:00:00Z">
         <w:r>
           <w:t xml:space="preserve"> </w:t>
         </w:r>
       </w:ins>
-      <w:ins w:id="210" w:author="PR Preview" w:date="2026-01-01T00:00:00Z">
+      <w:ins w:id="235" w:author="PR Preview" w:date="2026-01-01T00:00:00Z">
         <w:r>
           <w:t xml:space="preserve">and</w:t>
         </w:r>
       </w:ins>
-      <w:ins w:id="211" w:author="PR Preview" w:date="2026-01-01T00:00:00Z">
+      <w:ins w:id="236" w:author="PR Preview" w:date="2026-01-01T00:00:00Z">
         <w:r>
           <w:t xml:space="preserve"> </w:t>
         </w:r>
@@ -41990,7 +42215,26 @@
               <m:t>∈</m:t>
             </m:r>
             <m:r>
-              <m:t>A</m:t>
+              <m:rPr>
+                <m:scr m:val="script"/>
+                <m:sty m:val="p"/>
+              </m:rPr>
+              <m:t>R</m:t>
+            </m:r>
+            <m:r>
+              <m:rPr>
+                <m:sty m:val="p"/>
+              </m:rPr>
+              <m:t>(</m:t>
+            </m:r>
+            <m:r>
+              <m:t>X</m:t>
+            </m:r>
+            <m:r>
+              <m:rPr>
+                <m:sty m:val="p"/>
+              </m:rPr>
+              <m:t>)</m:t>
             </m:r>
           </m:sub>
         </m:sSub>
@@ -42013,7 +42257,7 @@
           <m:t>)</m:t>
         </m:r>
       </m:oMath>
-      <w:ins w:id="212" w:author="PR Preview" w:date="2026-01-01T00:00:00Z">
+      <w:ins w:id="237" w:author="PR Preview" w:date="2026-01-01T00:00:00Z">
         <w:r>
           <w:t xml:space="preserve">.</w:t>
         </w:r>

--- a/pr-preview/pr-290/random-variables-tracked-changes.docx
+++ b/pr-preview/pr-290/random-variables-tracked-changes.docx
@@ -26,7 +26,7 @@
       </w:pPr>
       <w:ins w:id="2" w:author="PR Preview" w:date="2026-01-01T00:00:00Z">
         <w:r>
-          <w:t xml:space="preserve">Last modified: 2026-10-29 15:45:27 (PDT)</w:t>
+          <w:t xml:space="preserve">Last modified: 2026-10-29 16:59:54 (PDT)</w:t>
         </w:r>
       </w:ins>
     </w:p>
@@ -40930,19 +40930,23 @@
             <m:t>mode</m:t>
           </m:r>
           <m:r>
-            <m:rPr>
-              <m:sty m:val="p"/>
-            </m:rPr>
-            <m:t>(</m:t>
+            <m:t>​</m:t>
           </m:r>
+          <m:d>
+            <m:dPr>
+              <m:begChr m:val="("/>
+              <m:sepChr m:val=""/>
+              <m:endChr m:val=")"/>
+              <m:grow/>
+            </m:dPr>
+            <m:e>
+              <m:r>
+                <m:t>f</m:t>
+              </m:r>
+            </m:e>
+          </m:d>
           <m:r>
-            <m:t>f</m:t>
-          </m:r>
-          <m:r>
-            <m:rPr>
-              <m:sty m:val="p"/>
-            </m:rPr>
-            <m:t>)</m:t>
+            <m:t>​</m:t>
           </m:r>
           <m:r>
             <m:rPr>
@@ -41092,19 +41096,23 @@
           <m:t>mode</m:t>
         </m:r>
         <m:r>
-          <m:rPr>
-            <m:sty m:val="p"/>
-          </m:rPr>
-          <m:t>(</m:t>
-        </m:r>
-        <m:r>
-          <m:t>f</m:t>
-        </m:r>
-        <m:r>
-          <m:rPr>
-            <m:sty m:val="p"/>
-          </m:rPr>
-          <m:t>)</m:t>
+          <m:t>​</m:t>
+        </m:r>
+        <m:d>
+          <m:dPr>
+            <m:begChr m:val="("/>
+            <m:sepChr m:val=""/>
+            <m:endChr m:val=")"/>
+            <m:grow/>
+          </m:dPr>
+          <m:e>
+            <m:r>
+              <m:t>f</m:t>
+            </m:r>
+          </m:e>
+        </m:d>
+        <m:r>
+          <m:t>​</m:t>
         </m:r>
       </m:oMath>
       <w:ins w:id="147" w:author="PR Preview" w:date="2026-01-01T00:00:00Z">
@@ -41380,19 +41388,23 @@
             <m:t>mode</m:t>
           </m:r>
           <m:r>
-            <m:rPr>
-              <m:sty m:val="p"/>
-            </m:rPr>
-            <m:t>(</m:t>
+            <m:t>​</m:t>
           </m:r>
+          <m:d>
+            <m:dPr>
+              <m:begChr m:val="("/>
+              <m:sepChr m:val=""/>
+              <m:endChr m:val=")"/>
+              <m:grow/>
+            </m:dPr>
+            <m:e>
+              <m:r>
+                <m:t>f</m:t>
+              </m:r>
+            </m:e>
+          </m:d>
           <m:r>
-            <m:t>f</m:t>
-          </m:r>
-          <m:r>
-            <m:rPr>
-              <m:sty m:val="p"/>
-            </m:rPr>
-            <m:t>)</m:t>
+            <m:t>​</m:t>
           </m:r>
           <m:r>
             <m:rPr>
